--- a/public/assets/FelipeMeloGomesDesenvolvedorFullStack.docx
+++ b/public/assets/FelipeMeloGomesDesenvolvedorFullStack.docx
@@ -46,7 +46,7 @@
           <w:sz w:val="18"/>
           <w:szCs w:val="18"/>
         </w:rPr>
-        <w:t xml:space="preserve">Piracanjuba, GO  •  </w:t>
+        <w:t xml:space="preserve">Goiás, Brasil  •  </w:t>
       </w:r>
       <w:r>
         <w:rPr>
@@ -207,21 +207,56 @@
     </w:p>
     <w:p>
       <w:pPr>
-        <w:pStyle w:val="ListParagraph"/>
-        <w:numPr>
-          <w:ilvl w:val="0"/>
-          <w:numId w:val="2"/>
-        </w:numPr>
-        <w:spacing w:before="40" w:after="40"/>
-      </w:pPr>
-      <w:r>
-        <w:rPr>
-          <w:rFonts w:ascii="Arial" w:cs="Arial" w:eastAsia="Arial" w:hAnsi="Arial"/>
-          <w:color w:val="1A1A1A"/>
-          <w:sz w:val="20"/>
-          <w:szCs w:val="20"/>
-        </w:rPr>
-        <w:t xml:space="preserve">Desenvolvimento de dashboard interno para monitoramento de leis cadastradas nos sistemas do estado de Goiás, Tocantins e Palmas, com métricas por colaborador, sistema, mês e ano.</w:t>
+        <w:spacing w:before="0" w:after="60"/>
+      </w:pPr>
+      <w:r>
+        <w:rPr>
+          <w:rFonts w:ascii="Arial" w:cs="Arial" w:eastAsia="Arial" w:hAnsi="Arial"/>
+          <w:i/>
+          <w:iCs/>
+          <w:color w:val="555555"/>
+          <w:sz w:val="20"/>
+          <w:szCs w:val="20"/>
+        </w:rPr>
+        <w:t xml:space="preserve">Líder em sites e transparência para instituições públicas no Brasil, atendendo mais de 200 municípios em 4 estados.</w:t>
+      </w:r>
+    </w:p>
+    <w:p>
+      <w:pPr>
+        <w:pStyle w:val="ListParagraph"/>
+        <w:numPr>
+          <w:ilvl w:val="0"/>
+          <w:numId w:val="2"/>
+        </w:numPr>
+        <w:spacing w:before="40" w:after="40"/>
+      </w:pPr>
+      <w:r>
+        <w:rPr>
+          <w:rFonts w:ascii="Arial" w:cs="Arial" w:eastAsia="Arial" w:hAnsi="Arial"/>
+          <w:color w:val="1A1A1A"/>
+          <w:sz w:val="20"/>
+          <w:szCs w:val="20"/>
+        </w:rPr>
+        <w:t xml:space="preserve">Desenvolvimento de dashboard interno centralizando dados de leis cadastradas — anteriormente dispersos em planilhas Excel — atendendo sistemas de transparência pública de municípios nos estados de Goiás, Tocantins e Palmas, com métricas por colaborador, sistema, mês e ano.</w:t>
+      </w:r>
+    </w:p>
+    <w:p>
+      <w:pPr>
+        <w:pStyle w:val="ListParagraph"/>
+        <w:numPr>
+          <w:ilvl w:val="0"/>
+          <w:numId w:val="2"/>
+        </w:numPr>
+        <w:spacing w:before="40" w:after="40"/>
+      </w:pPr>
+      <w:r>
+        <w:rPr>
+          <w:rFonts w:ascii="Arial" w:cs="Arial" w:eastAsia="Arial" w:hAnsi="Arial"/>
+          <w:color w:val="1A1A1A"/>
+          <w:sz w:val="20"/>
+          <w:szCs w:val="20"/>
+        </w:rPr>
+        <w:t xml:space="preserve">Extração automatizada de dados via web scraping para migração ao novo sistema, contribuindo para a modernização da plataforma de transparência pública utilizada por mais de 200 municípios.</w:t>
       </w:r>
     </w:p>
     <w:p>
@@ -260,25 +295,6 @@
           <w:szCs w:val="20"/>
         </w:rPr>
         <w:t xml:space="preserve">Desenvolvimento de funcionalidades para geração de relatórios em PDF e Excel, incluindo conversão automatizada de documentos com Python.</w:t>
-      </w:r>
-    </w:p>
-    <w:p>
-      <w:pPr>
-        <w:pStyle w:val="ListParagraph"/>
-        <w:numPr>
-          <w:ilvl w:val="0"/>
-          <w:numId w:val="2"/>
-        </w:numPr>
-        <w:spacing w:before="40" w:after="40"/>
-      </w:pPr>
-      <w:r>
-        <w:rPr>
-          <w:rFonts w:ascii="Arial" w:cs="Arial" w:eastAsia="Arial" w:hAnsi="Arial"/>
-          <w:color w:val="1A1A1A"/>
-          <w:sz w:val="20"/>
-          <w:szCs w:val="20"/>
-        </w:rPr>
-        <w:t xml:space="preserve">Extração automatizada de dados via web scraping de sistemas legados para migração ao novo sistema do cliente.</w:t>
       </w:r>
     </w:p>
     <w:p>
@@ -764,6 +780,39 @@
           <w:szCs w:val="20"/>
         </w:rPr>
         <w:t xml:space="preserve">UNOPAR — Universidade do Norte do Paraná  |  2022  |  Concluído</w:t>
+      </w:r>
+    </w:p>
+    <w:p>
+      <w:pPr>
+        <w:pBdr>
+          <w:bottom w:val="single" w:color="1F4E79" w:sz="6" w:space="4"/>
+        </w:pBdr>
+        <w:spacing w:before="240" w:after="80"/>
+      </w:pPr>
+      <w:r>
+        <w:rPr>
+          <w:rFonts w:ascii="Arial" w:cs="Arial" w:eastAsia="Arial" w:hAnsi="Arial"/>
+          <w:b/>
+          <w:bCs/>
+          <w:color w:val="1F4E79"/>
+          <w:sz w:val="22"/>
+          <w:szCs w:val="22"/>
+        </w:rPr>
+        <w:t xml:space="preserve">IDIOMAS</w:t>
+      </w:r>
+    </w:p>
+    <w:p>
+      <w:pPr>
+        <w:spacing w:before="60" w:after="60"/>
+      </w:pPr>
+      <w:r>
+        <w:rPr>
+          <w:rFonts w:ascii="Arial" w:cs="Arial" w:eastAsia="Arial" w:hAnsi="Arial"/>
+          <w:color w:val="1A1A1A"/>
+          <w:sz w:val="20"/>
+          <w:szCs w:val="20"/>
+        </w:rPr>
+        <w:t xml:space="preserve">Inglês: Básico</w:t>
       </w:r>
     </w:p>
     <w:p>
